--- a/BCA/bca4/MSE Paper Software engineering bca4(50marks).docx
+++ b/BCA/bca4/MSE Paper Software engineering bca4(50marks).docx
@@ -363,7 +363,7 @@
           <w:sz w:val="24"/>
           <w:szCs w:val="24"/>
         </w:rPr>
-        <w:t xml:space="preserve">Date:  </w:t>
+        <w:t xml:space="preserve">Date: </w:t>
       </w:r>
       <w:r>
         <w:rPr>
@@ -374,7 +374,7 @@
           <w:sz w:val="24"/>
           <w:szCs w:val="24"/>
         </w:rPr>
-        <w:t xml:space="preserve">  </w:t>
+        <w:t>10</w:t>
       </w:r>
       <w:r>
         <w:rPr>
@@ -396,7 +396,7 @@
           <w:sz w:val="24"/>
           <w:szCs w:val="24"/>
         </w:rPr>
-        <w:t xml:space="preserve">  </w:t>
+        <w:t>03</w:t>
       </w:r>
       <w:r>
         <w:rPr>
@@ -407,7 +407,18 @@
           <w:sz w:val="24"/>
           <w:szCs w:val="24"/>
         </w:rPr>
-        <w:t xml:space="preserve">/2025 </w:t>
+        <w:t>/202</w:t>
+      </w:r>
+      <w:r>
+        <w:rPr>
+          <w:rFonts w:ascii="Times New Roman" w:eastAsia="Times New Roman" w:hAnsi="Times New Roman" w:cs="Times New Roman"/>
+          <w:b/>
+          <w:bCs/>
+          <w:color w:val="000000"/>
+          <w:sz w:val="24"/>
+          <w:szCs w:val="24"/>
+        </w:rPr>
+        <w:t>6</w:t>
       </w:r>
       <w:r>
         <w:rPr>
@@ -430,7 +441,51 @@
           <w:szCs w:val="24"/>
         </w:rPr>
         <w:tab/>
-        <w:t xml:space="preserve">   Time: 10.30am to 12.30pm</w:t>
+        <w:t xml:space="preserve">   Time: 1.30</w:t>
+      </w:r>
+      <w:r>
+        <w:rPr>
+          <w:rFonts w:ascii="Times New Roman" w:eastAsia="Times New Roman" w:hAnsi="Times New Roman" w:cs="Times New Roman"/>
+          <w:b/>
+          <w:bCs/>
+          <w:color w:val="000000"/>
+          <w:sz w:val="24"/>
+          <w:szCs w:val="24"/>
+        </w:rPr>
+        <w:t>p</w:t>
+      </w:r>
+      <w:r>
+        <w:rPr>
+          <w:rFonts w:ascii="Times New Roman" w:eastAsia="Times New Roman" w:hAnsi="Times New Roman" w:cs="Times New Roman"/>
+          <w:b/>
+          <w:bCs/>
+          <w:color w:val="000000"/>
+          <w:sz w:val="24"/>
+          <w:szCs w:val="24"/>
+        </w:rPr>
+        <w:t xml:space="preserve">m to </w:t>
+      </w:r>
+      <w:r>
+        <w:rPr>
+          <w:rFonts w:ascii="Times New Roman" w:eastAsia="Times New Roman" w:hAnsi="Times New Roman" w:cs="Times New Roman"/>
+          <w:b/>
+          <w:bCs/>
+          <w:color w:val="000000"/>
+          <w:sz w:val="24"/>
+          <w:szCs w:val="24"/>
+        </w:rPr>
+        <w:t>3</w:t>
+      </w:r>
+      <w:r>
+        <w:rPr>
+          <w:rFonts w:ascii="Times New Roman" w:eastAsia="Times New Roman" w:hAnsi="Times New Roman" w:cs="Times New Roman"/>
+          <w:b/>
+          <w:bCs/>
+          <w:color w:val="000000"/>
+          <w:sz w:val="24"/>
+          <w:szCs w:val="24"/>
+        </w:rPr>
+        <w:t>.30pm</w:t>
       </w:r>
       <w:r>
         <w:rPr>
@@ -7136,16 +7191,7 @@
                 <w:sz w:val="24"/>
                 <w:szCs w:val="24"/>
               </w:rPr>
-              <w:t>Project Evaluation and Review Technique</w:t>
-            </w:r>
-            <w:r>
-              <w:rPr>
-                <w:rFonts w:ascii="Times New Roman" w:eastAsia="Times New Roman" w:hAnsi="Times New Roman" w:cs="Times New Roman"/>
-                <w:color w:val="2B2A29"/>
-                <w:sz w:val="24"/>
-                <w:szCs w:val="24"/>
-              </w:rPr>
-              <w:t xml:space="preserve"> </w:t>
+              <w:t xml:space="preserve">Project Evaluation and Review Technique </w:t>
             </w:r>
           </w:p>
         </w:tc>
@@ -9362,16 +9408,7 @@
                 <w:sz w:val="24"/>
                 <w:szCs w:val="24"/>
               </w:rPr>
-              <w:t>I</w:t>
-            </w:r>
-            <w:r>
-              <w:rPr>
-                <w:rFonts w:ascii="Times New Roman" w:eastAsia="Times New Roman" w:hAnsi="Times New Roman" w:cs="Times New Roman"/>
-                <w:color w:val="2B2A29"/>
-                <w:sz w:val="24"/>
-                <w:szCs w:val="24"/>
-              </w:rPr>
-              <w:t>ndependent paths in a program</w:t>
+              <w:t>Independent paths in a program</w:t>
             </w:r>
           </w:p>
         </w:tc>
@@ -11721,6 +11758,7 @@
   <w:style w:type="character" w:default="1" w:styleId="DefaultParagraphFont">
     <w:name w:val="Default Paragraph Font"/>
     <w:uiPriority w:val="1"/>
+    <w:semiHidden/>
     <w:unhideWhenUsed/>
   </w:style>
   <w:style w:type="table" w:default="1" w:styleId="TableNormal">

--- a/BCA/bca4/MSE Paper Software engineering bca4(50marks).docx
+++ b/BCA/bca4/MSE Paper Software engineering bca4(50marks).docx
@@ -9251,6 +9251,17 @@
                 <w:szCs w:val="24"/>
               </w:rPr>
             </w:pPr>
+            <w:r>
+              <w:rPr>
+                <w:rFonts w:ascii="Times New Roman" w:eastAsia="Times New Roman" w:hAnsi="Times New Roman" w:cs="Times New Roman"/>
+                <w:b/>
+                <w:bCs/>
+                <w:color w:val="000000"/>
+                <w:sz w:val="24"/>
+                <w:szCs w:val="24"/>
+              </w:rPr>
+              <w:t xml:space="preserve"> </w:t>
+            </w:r>
             <w:r>
               <w:rPr>
                 <w:rFonts w:ascii="Times New Roman" w:eastAsia="Times New Roman" w:hAnsi="Times New Roman" w:cs="Times New Roman"/>
